--- a/ASCII and unicode.docx
+++ b/ASCII and unicode.docx
@@ -3,15 +3,7 @@
 <w:document xmlns:wpc="http://schemas.microsoft.com/office/word/2010/wordprocessingCanvas" xmlns:cx="http://schemas.microsoft.com/office/drawing/2014/chartex" xmlns:cx1="http://schemas.microsoft.com/office/drawing/2015/9/8/chartex" xmlns:cx2="http://schemas.microsoft.com/office/drawing/2015/10/21/chartex" xmlns:cx3="http://schemas.microsoft.com/office/drawing/2016/5/9/chartex" xmlns:cx4="http://schemas.microsoft.com/office/drawing/2016/5/10/chartex" xmlns:cx5="http://schemas.microsoft.com/office/drawing/2016/5/11/chartex" xmlns:cx6="http://schemas.microsoft.com/office/drawing/2016/5/12/chartex" xmlns:cx7="http://schemas.microsoft.com/office/drawing/2016/5/13/chartex" xmlns:cx8="http://schemas.microsoft.com/office/drawing/2016/5/14/chartex" xmlns:mc="http://schemas.openxmlformats.org/markup-compatibility/2006" xmlns:aink="http://schemas.microsoft.com/office/drawing/2016/ink" xmlns:am3d="http://schemas.microsoft.com/office/drawing/2017/model3d" xmlns:o="urn:schemas-microsoft-com:office:office" xmlns:oel="http://schemas.microsoft.com/office/2019/extlst" xmlns:r="http://schemas.openxmlformats.org/officeDocument/2006/relationships" xmlns:m="http://schemas.openxmlformats.org/officeDocument/2006/math" xmlns:v="urn:schemas-microsoft-com:vml" xmlns:wp14="http://schemas.microsoft.com/office/word/2010/wordprocessingDrawing" xmlns:wp="http://schemas.openxmlformats.org/drawingml/2006/wordprocessingDrawing" xmlns:w10="urn:schemas-microsoft-com:office:word" xmlns:w="http://schemas.openxmlformats.org/wordprocessingml/2006/main" xmlns:w14="http://schemas.microsoft.com/office/word/2010/wordml" xmlns:w15="http://schemas.microsoft.com/office/word/2012/wordml" xmlns:w16cex="http://schemas.microsoft.com/office/word/2018/wordml/cex" xmlns:w16cid="http://schemas.microsoft.com/office/word/2016/wordml/cid" xmlns:w16="http://schemas.microsoft.com/office/word/2018/wordml" xmlns:w16du="http://schemas.microsoft.com/office/word/2023/wordml/word16du" xmlns:w16sdtdh="http://schemas.microsoft.com/office/word/2020/wordml/sdtdatahash" xmlns:w16sdtfl="http://schemas.microsoft.com/office/word/2024/wordml/sdtformatlock" xmlns:w16se="http://schemas.microsoft.com/office/word/2015/wordml/symex" xmlns:wpg="http://schemas.microsoft.com/office/word/2010/wordprocessingGroup" xmlns:wpi="http://schemas.microsoft.com/office/word/2010/wordprocessingInk" xmlns:wne="http://schemas.microsoft.com/office/word/2006/wordml" xmlns:wps="http://schemas.microsoft.com/office/word/2010/wordprocessingShape" mc:Ignorable="w14 w15 w16se w16cid w16 w16cex w16sdtdh w16sdtfl w16du wp14">
   <w:body>
     <w:p>
-      <w:pPr>
-        <w:rPr>
-          <w:lang w:val="en-NG"/>
-        </w:rPr>
-      </w:pPr>
-      <w:r>
-        <w:rPr>
-          <w:lang w:val="en-NG"/>
-        </w:rPr>
+      <w:r>
         <w:t>ASCII (American Standard Code for Information Interchange) and Unicode are character encoding standards that map characters to numbers for computer representation. ASCII, developed in 1963, uses 7 bits to represent 128 English characters. Unicode is a modern, universal standard designed to represent over 149,000 characters from all languages, symbols, and emojis. Unicode is a superset of ASCII, with the first 128 characters (0–127) being identical. </w:t>
       </w:r>
     </w:p>
@@ -20,14 +12,12 @@
         <w:rPr>
           <w:b/>
           <w:bCs/>
-          <w:lang w:val="en-NG"/>
         </w:rPr>
       </w:pPr>
       <w:r>
         <w:rPr>
           <w:b/>
           <w:bCs/>
-          <w:lang w:val="en-NG"/>
         </w:rPr>
         <w:t>Key Differences</w:t>
       </w:r>
@@ -38,22 +28,15 @@
           <w:ilvl w:val="0"/>
           <w:numId w:val="1"/>
         </w:numPr>
-        <w:rPr>
-          <w:lang w:val="en-NG"/>
-        </w:rPr>
       </w:pPr>
       <w:r>
         <w:rPr>
           <w:b/>
           <w:bCs/>
-          <w:lang w:val="en-NG"/>
         </w:rPr>
         <w:t>Capacity:</w:t>
       </w:r>
       <w:r>
-        <w:rPr>
-          <w:lang w:val="en-NG"/>
-        </w:rPr>
         <w:t xml:space="preserve"> ASCII supports 128 characters (English, basic symbols, control codes). Unicode supports &gt;149,000 characters (almost all languages, emojis, symbols).</w:t>
       </w:r>
     </w:p>
@@ -63,22 +46,15 @@
           <w:ilvl w:val="0"/>
           <w:numId w:val="1"/>
         </w:numPr>
-        <w:rPr>
-          <w:lang w:val="en-NG"/>
-        </w:rPr>
       </w:pPr>
       <w:r>
         <w:rPr>
           <w:b/>
           <w:bCs/>
-          <w:lang w:val="en-NG"/>
         </w:rPr>
         <w:t>Bit Usage:</w:t>
       </w:r>
       <w:r>
-        <w:rPr>
-          <w:lang w:val="en-NG"/>
-        </w:rPr>
         <w:t xml:space="preserve"> ASCII uses 7 bits (effectively 8 in many systems). Unicode uses 8, 16, or 32 bits (variable-width UTF-8 is most common).</w:t>
       </w:r>
     </w:p>
@@ -88,22 +64,15 @@
           <w:ilvl w:val="0"/>
           <w:numId w:val="1"/>
         </w:numPr>
-        <w:rPr>
-          <w:lang w:val="en-NG"/>
-        </w:rPr>
       </w:pPr>
       <w:r>
         <w:rPr>
           <w:b/>
           <w:bCs/>
-          <w:lang w:val="en-NG"/>
         </w:rPr>
         <w:t>Compatibility:</w:t>
       </w:r>
       <w:r>
-        <w:rPr>
-          <w:lang w:val="en-NG"/>
-        </w:rPr>
         <w:t xml:space="preserve"> Unicode is backward compatible with ASCII, meaning ASCII text is valid in UTF-8.</w:t>
       </w:r>
     </w:p>
@@ -113,22 +82,15 @@
           <w:ilvl w:val="0"/>
           <w:numId w:val="1"/>
         </w:numPr>
-        <w:rPr>
-          <w:lang w:val="en-NG"/>
-        </w:rPr>
       </w:pPr>
       <w:r>
         <w:rPr>
           <w:b/>
           <w:bCs/>
-          <w:lang w:val="en-NG"/>
         </w:rPr>
         <w:t>Storage:</w:t>
       </w:r>
       <w:r>
-        <w:rPr>
-          <w:lang w:val="en-NG"/>
-        </w:rPr>
         <w:t xml:space="preserve"> ASCII uses 1 byte per character, while Unicode (UTF-8) uses 1–4 bytes per character. </w:t>
       </w:r>
     </w:p>
@@ -137,14 +99,12 @@
         <w:rPr>
           <w:b/>
           <w:bCs/>
-          <w:lang w:val="en-NG"/>
         </w:rPr>
       </w:pPr>
       <w:r>
         <w:rPr>
           <w:b/>
           <w:bCs/>
-          <w:lang w:val="en-NG"/>
         </w:rPr>
         <w:t>ASCII (American Standard Code for Information Interchange)</w:t>
       </w:r>
@@ -155,22 +115,15 @@
           <w:ilvl w:val="0"/>
           <w:numId w:val="2"/>
         </w:numPr>
-        <w:rPr>
-          <w:lang w:val="en-NG"/>
-        </w:rPr>
       </w:pPr>
       <w:r>
         <w:rPr>
           <w:b/>
           <w:bCs/>
-          <w:lang w:val="en-NG"/>
         </w:rPr>
         <w:t>History:</w:t>
       </w:r>
       <w:r>
-        <w:rPr>
-          <w:lang w:val="en-NG"/>
-        </w:rPr>
         <w:t xml:space="preserve"> Developed in 1963, originally 7-bit.</w:t>
       </w:r>
     </w:p>
@@ -180,22 +133,15 @@
           <w:ilvl w:val="0"/>
           <w:numId w:val="2"/>
         </w:numPr>
-        <w:rPr>
-          <w:lang w:val="en-NG"/>
-        </w:rPr>
       </w:pPr>
       <w:r>
         <w:rPr>
           <w:b/>
           <w:bCs/>
-          <w:lang w:val="en-NG"/>
         </w:rPr>
         <w:t>Range:</w:t>
       </w:r>
       <w:r>
-        <w:rPr>
-          <w:lang w:val="en-NG"/>
-        </w:rPr>
         <w:t xml:space="preserve"> 0–127 characters.</w:t>
       </w:r>
     </w:p>
@@ -205,22 +151,15 @@
           <w:ilvl w:val="0"/>
           <w:numId w:val="2"/>
         </w:numPr>
-        <w:rPr>
-          <w:lang w:val="en-NG"/>
-        </w:rPr>
       </w:pPr>
       <w:r>
         <w:rPr>
           <w:b/>
           <w:bCs/>
-          <w:lang w:val="en-NG"/>
         </w:rPr>
         <w:t>Purpose:</w:t>
       </w:r>
       <w:r>
-        <w:rPr>
-          <w:lang w:val="en-NG"/>
-        </w:rPr>
         <w:t xml:space="preserve"> Standardizing text representation for computers and telecommunications.</w:t>
       </w:r>
     </w:p>
@@ -230,47 +169,31 @@
           <w:ilvl w:val="0"/>
           <w:numId w:val="2"/>
         </w:numPr>
-        <w:rPr>
-          <w:lang w:val="en-NG"/>
-        </w:rPr>
       </w:pPr>
       <w:r>
         <w:rPr>
           <w:b/>
           <w:bCs/>
-          <w:lang w:val="en-NG"/>
         </w:rPr>
         <w:t>Limitation:</w:t>
       </w:r>
       <w:r>
-        <w:rPr>
-          <w:lang w:val="en-NG"/>
-        </w:rPr>
         <w:t xml:space="preserve"> Cannot represent characters outside the English alphabet (e.g., é, ñ, </w:t>
       </w:r>
       <w:r>
         <w:rPr>
           <w:rFonts w:ascii="Microsoft JhengHei" w:eastAsia="Microsoft JhengHei" w:hAnsi="Microsoft JhengHei" w:cs="Microsoft JhengHei" w:hint="eastAsia"/>
-          <w:lang w:val="en-NG"/>
         </w:rPr>
         <w:t>汉</w:t>
       </w:r>
       <w:r>
-        <w:rPr>
-          <w:lang w:val="en-NG"/>
-        </w:rPr>
         <w:t>). </w:t>
       </w:r>
     </w:p>
     <w:p>
-      <w:pPr>
-        <w:rPr>
-          <w:lang w:val="en-NG"/>
-        </w:rPr>
-      </w:pPr>
-      <w:r>
-        <w:rPr>
-          <w:lang w:val="en-NG"/>
+      <w:r>
+        <w:rPr>
+          <w:noProof/>
         </w:rPr>
         <w:drawing>
           <wp:inline distT="0" distB="0" distL="0" distR="0" wp14:anchorId="15D0E322" wp14:editId="696A5E06">
@@ -322,9 +245,6 @@
         </w:drawing>
       </w:r>
       <w:r>
-        <w:rPr>
-          <w:lang w:val="en-NG"/>
-        </w:rPr>
         <w:t xml:space="preserve"> </w:t>
       </w:r>
     </w:p>
@@ -333,14 +253,12 @@
         <w:rPr>
           <w:b/>
           <w:bCs/>
-          <w:lang w:val="en-NG"/>
         </w:rPr>
       </w:pPr>
       <w:r>
         <w:rPr>
           <w:b/>
           <w:bCs/>
-          <w:lang w:val="en-NG"/>
         </w:rPr>
         <w:t>Unicode</w:t>
       </w:r>
@@ -351,22 +269,15 @@
           <w:ilvl w:val="0"/>
           <w:numId w:val="3"/>
         </w:numPr>
-        <w:rPr>
-          <w:lang w:val="en-NG"/>
-        </w:rPr>
       </w:pPr>
       <w:r>
         <w:rPr>
           <w:b/>
           <w:bCs/>
-          <w:lang w:val="en-NG"/>
         </w:rPr>
         <w:t>History:</w:t>
       </w:r>
       <w:r>
-        <w:rPr>
-          <w:lang w:val="en-NG"/>
-        </w:rPr>
         <w:t xml:space="preserve"> Developed in the late 1980s and early 1990s to create a global standard.</w:t>
       </w:r>
     </w:p>
@@ -376,22 +287,15 @@
           <w:ilvl w:val="0"/>
           <w:numId w:val="3"/>
         </w:numPr>
-        <w:rPr>
-          <w:lang w:val="en-NG"/>
-        </w:rPr>
       </w:pPr>
       <w:r>
         <w:rPr>
           <w:b/>
           <w:bCs/>
-          <w:lang w:val="en-NG"/>
         </w:rPr>
         <w:t>Purpose:</w:t>
       </w:r>
       <w:r>
-        <w:rPr>
-          <w:lang w:val="en-NG"/>
-        </w:rPr>
         <w:t xml:space="preserve"> To provide a unique code point for every character in every language, providing a universal standard for digital text.</w:t>
       </w:r>
     </w:p>
@@ -401,15 +305,11 @@
           <w:ilvl w:val="0"/>
           <w:numId w:val="3"/>
         </w:numPr>
-        <w:rPr>
-          <w:lang w:val="en-NG"/>
-        </w:rPr>
       </w:pPr>
       <w:r>
         <w:rPr>
           <w:b/>
           <w:bCs/>
-          <w:lang w:val="en-NG"/>
         </w:rPr>
         <w:t>Encoding Schemes:</w:t>
       </w:r>
@@ -420,22 +320,15 @@
           <w:ilvl w:val="1"/>
           <w:numId w:val="3"/>
         </w:numPr>
-        <w:rPr>
-          <w:lang w:val="en-NG"/>
-        </w:rPr>
       </w:pPr>
       <w:r>
         <w:rPr>
           <w:b/>
           <w:bCs/>
-          <w:lang w:val="en-NG"/>
         </w:rPr>
         <w:t>UTF-8:</w:t>
       </w:r>
       <w:r>
-        <w:rPr>
-          <w:lang w:val="en-NG"/>
-        </w:rPr>
         <w:t xml:space="preserve"> Variable width (1–4 bytes), widely used on the web, backward compatible with ASCII.</w:t>
       </w:r>
     </w:p>
@@ -445,22 +338,15 @@
           <w:ilvl w:val="1"/>
           <w:numId w:val="3"/>
         </w:numPr>
-        <w:rPr>
-          <w:lang w:val="en-NG"/>
-        </w:rPr>
       </w:pPr>
       <w:r>
         <w:rPr>
           <w:b/>
           <w:bCs/>
-          <w:lang w:val="en-NG"/>
         </w:rPr>
         <w:t>UTF-16/UTF-32:</w:t>
       </w:r>
       <w:r>
-        <w:rPr>
-          <w:lang w:val="en-NG"/>
-        </w:rPr>
         <w:t xml:space="preserve"> Fixed or variable, often used in internal system operations. </w:t>
       </w:r>
     </w:p>
@@ -469,7 +355,6 @@
         <w:rPr>
           <w:b/>
           <w:bCs/>
-          <w:lang w:val="en-NG"/>
         </w:rPr>
       </w:pPr>
     </w:p>
@@ -1548,6 +1433,7 @@
   <w:style w:type="character" w:default="1" w:styleId="DefaultParagraphFont">
     <w:name w:val="Default Paragraph Font"/>
     <w:uiPriority w:val="1"/>
+    <w:semiHidden/>
     <w:unhideWhenUsed/>
   </w:style>
   <w:style w:type="table" w:default="1" w:styleId="TableNormal">
